--- a/backend/app/personnel/templates/prikaz_o_prieme.docx
+++ b/backend/app/personnel/templates/prikaz_o_prieme.docx
@@ -159,7 +159,7 @@
           <w:sz w:val="24"/>
           <w:szCs w:val="24"/>
         </w:rPr>
-        <w:t xml:space="preserve">2. Установить {{ employee.fio_dative }} должностной оклад в размере {{ employment.salary_figures }} ({{ employment.salary_words_ru }}) тенге в месяц согласно штатному расписанию.</w:t>
+        <w:t xml:space="preserve">2. Оплату труда производить в соответствии с условиями трудового договора и штатным расписанием.</w:t>
       </w:r>
     </w:p>
     <w:p>
@@ -195,43 +195,7 @@
           <w:sz w:val="24"/>
           <w:szCs w:val="24"/>
         </w:rPr>
-        <w:t xml:space="preserve">4. Установить режим рабочего времени: {{ employment.hours_per_week }}-часовая рабочая неделя, с {{ employment.work_from }} до {{ employment.work_to }}, перерыв для отдыха и приёма пищи с {{ employment.lunch_from }} до {{ employment.lunch_to }}, выходные дни — {{ employment.days_off }}.</w:t>
-      </w:r>
-    </w:p>
-    <w:p>
-      <w:pPr>
-        <w:spacing w:after="120" w:before="0" w:line="276"/>
-        <w:jc w:val="both"/>
-      </w:pPr>
-      <w:r>
-        <w:rPr>
-          <w:rFonts w:ascii="Times New Roman" w:cs="Times New Roman" w:eastAsia="Times New Roman" w:hAnsi="Times New Roman"/>
-          <w:b w:val="false"/>
-          <w:bCs w:val="false"/>
-          <w:i w:val="false"/>
-          <w:iCs w:val="false"/>
-          <w:sz w:val="24"/>
-          <w:szCs w:val="24"/>
-        </w:rPr>
-        <w:t xml:space="preserve">5. Главному бухгалтеру производить начисление и выплату заработной платы в соответствии с условиями трудового договора и штатным расписанием.</w:t>
-      </w:r>
-    </w:p>
-    <w:p>
-      <w:pPr>
-        <w:spacing w:after="120" w:before="0" w:line="276"/>
-        <w:jc w:val="both"/>
-      </w:pPr>
-      <w:r>
-        <w:rPr>
-          <w:rFonts w:ascii="Times New Roman" w:cs="Times New Roman" w:eastAsia="Times New Roman" w:hAnsi="Times New Roman"/>
-          <w:b w:val="false"/>
-          <w:bCs w:val="false"/>
-          <w:i w:val="false"/>
-          <w:iCs w:val="false"/>
-          <w:sz w:val="24"/>
-          <w:szCs w:val="24"/>
-        </w:rPr>
-        <w:t xml:space="preserve">6. Ответственному лицу внести сведения о заключённом трудовом договоре в единую систему учёта трудовых договоров в срок, установленный законодательством Республики Казахстан.</w:t>
+        <w:t xml:space="preserve">4. Ответственному лицу внести сведения о заключённом трудовом договоре в единую систему учёта трудовых договоров в срок, установленный законодательством Республики Казахстан.</w:t>
       </w:r>
     </w:p>
     <w:p>
@@ -249,7 +213,7 @@
           <w:sz w:val="24"/>
           <w:szCs w:val="24"/>
         </w:rPr>
-        <w:t xml:space="preserve">7. Ответственному лицу ознакомить работника под роспись с правилами трудового распорядка, должностной инструкцией, положением об оплате труда, требованиями безопасности и охраны труда и иными актами работодателя, имеющими отношение к его работе.</w:t>
+        <w:t xml:space="preserve">5. Ответственному лицу ознакомить работника под роспись с правилами трудового распорядка, должностной инструкцией, положением об оплате труда, требованиями безопасности и охраны труда и иными актами работодателя, имеющими отношение к его работе.</w:t>
       </w:r>
     </w:p>
     <w:p>

--- a/backend/app/personnel/templates/prikaz_o_prieme.docx
+++ b/backend/app/personnel/templates/prikaz_o_prieme.docx
@@ -367,24 +367,6 @@
           <w:szCs w:val="24"/>
         </w:rPr>
         <w:t xml:space="preserve"/>
-      </w:r>
-    </w:p>
-    <w:p>
-      <w:pPr>
-        <w:spacing w:after="0" w:before="0" w:line="276"/>
-        <w:jc w:val="both"/>
-      </w:pPr>
-      <w:r>
-        <w:rPr>
-          <w:rFonts w:ascii="Times New Roman" w:cs="Times New Roman" w:eastAsia="Times New Roman" w:hAnsi="Times New Roman"/>
-          <w:b w:val="false"/>
-          <w:bCs w:val="false"/>
-          <w:i w:val="false"/>
-          <w:iCs w:val="false"/>
-          <w:sz w:val="20"/>
-          <w:szCs w:val="20"/>
-        </w:rPr>
-        <w:t xml:space="preserve">Исполнитель: {{ hr.responsible_fio }} _________________</w:t>
       </w:r>
     </w:p>
     <w:sectPr>
